--- a/lessons/8-5/readiness/practice.docx
+++ b/lessons/8-5/readiness/practice.docx
@@ -14,7 +14,7 @@
           <w:sz w:val="36"/>
           <w:szCs w:val="36"/>
         </w:rPr>
-        <w:t xml:space="preserve">Get Ready: Display Data: Box Plots</w:t>
+        <w:t xml:space="preserve">Get Ready: Graph Inequalities</w:t>
       </w:r>
     </w:p>
     <w:p>
@@ -29,7 +29,7 @@
           <w:sz w:val="20"/>
           <w:szCs w:val="20"/>
         </w:rPr>
-        <w:t xml:space="preserve">Readiness practice for Lesson 8-5  ·  Builds toward 6.SP.4</w:t>
+        <w:t xml:space="preserve">Readiness practice for Lesson 7-5  ·  Builds toward 6.EE.8</w:t>
       </w:r>
     </w:p>
     <w:p>
@@ -68,7 +68,7 @@
           <w:sz w:val="22"/>
           <w:szCs w:val="22"/>
         </w:rPr>
-        <w:t xml:space="preserve">A box plot is built from a median and the smallest and largest values, all placed on a number line. So you need to be warm at ordering numbers, finding the middle, subtracting to get the range, and reading a number line.</w:t>
+        <w:t xml:space="preserve">To graph an inequality on a number line, you first need solid number line basics — knowing where numbers sit and which way is bigger. Warm up the number line and comparing numbers, and graphing inequalities is just shading the right direction.</w:t>
       </w:r>
     </w:p>
     <w:p>
@@ -81,7 +81,7 @@
           <w:sz w:val="20"/>
           <w:szCs w:val="20"/>
         </w:rPr>
-        <w:t xml:space="preserve">Skills you'll warm up: Ordering numbers least to greatest  ·  Finding the middle (median)  ·  Subtracting for the range  ·  Reading a number line</w:t>
+        <w:t xml:space="preserve">Skills you'll warm up: Number line basics (order)  ·  Which direction is bigger / smaller  ·  Comparing with &lt; and &gt;  ·  Reading more than / less than</w:t>
       </w:r>
     </w:p>
     <w:p>
@@ -124,19 +124,19 @@
           <w:sz w:val="20"/>
           <w:szCs w:val="20"/>
         </w:rPr>
-        <w:t xml:space="preserve">Find the ends of the data.</w:t>
-      </w:r>
-    </w:p>
-    <w:p>
-      <w:pPr>
-        <w:spacing w:after="40" w:before="0"/>
-      </w:pPr>
-      <w:r>
-        <w:rPr>
-          <w:sz w:val="22"/>
-          <w:szCs w:val="22"/>
-        </w:rPr>
-        <w:t xml:space="preserve">1.  Order: 5, 1, 3. What is the smallest value?</w:t>
+        <w:t xml:space="preserve">Read the number line.</w:t>
+      </w:r>
+    </w:p>
+    <w:p>
+      <w:pPr>
+        <w:spacing w:after="40" w:before="0"/>
+      </w:pPr>
+      <w:r>
+        <w:rPr>
+          <w:sz w:val="22"/>
+          <w:szCs w:val="22"/>
+        </w:rPr>
+        <w:t xml:space="preserve">1.  On the line 0 1 2 3 4 5, what number is just to the right of 3?</w:t>
       </w:r>
     </w:p>
     <w:p>
@@ -159,7 +159,7 @@
           <w:sz w:val="22"/>
           <w:szCs w:val="22"/>
         </w:rPr>
-        <w:t xml:space="preserve">2.  From 5, 1, 3, what is the largest value?</w:t>
+        <w:t xml:space="preserve">2.  What number is just to the left of 3?</w:t>
       </w:r>
     </w:p>
     <w:p>
@@ -182,7 +182,20 @@
           <w:sz w:val="22"/>
           <w:szCs w:val="22"/>
         </w:rPr>
-        <w:t xml:space="preserve">3.  Range = largest − smallest = 5 − 1 = ___</w:t>
+        <w:t xml:space="preserve">3.  Which number is bigger: 1 or 6?</w:t>
+      </w:r>
+    </w:p>
+    <w:p>
+      <w:pPr>
+        <w:spacing w:after="40" w:before="0"/>
+      </w:pPr>
+      <w:r>
+        <w:rPr>
+          <w:color w:val="5E6E7E"/>
+          <w:sz w:val="20"/>
+          <w:szCs w:val="20"/>
+        </w:rPr>
+        <w:t xml:space="preserve">     choices: 1   /   6</w:t>
       </w:r>
     </w:p>
     <w:p>
@@ -222,19 +235,32 @@
           <w:sz w:val="20"/>
           <w:szCs w:val="20"/>
         </w:rPr>
-        <w:t xml:space="preserve">Order, find the middle, find the range.</w:t>
-      </w:r>
-    </w:p>
-    <w:p>
-      <w:pPr>
-        <w:spacing w:after="40" w:before="0"/>
-      </w:pPr>
-      <w:r>
-        <w:rPr>
-          <w:sz w:val="22"/>
-          <w:szCs w:val="22"/>
-        </w:rPr>
-        <w:t xml:space="preserve">1.  Find the median of 7, 3, 5 (order, then middle).</w:t>
+        <w:t xml:space="preserve">Which side gets shaded?</w:t>
+      </w:r>
+    </w:p>
+    <w:p>
+      <w:pPr>
+        <w:spacing w:after="40" w:before="0"/>
+      </w:pPr>
+      <w:r>
+        <w:rPr>
+          <w:sz w:val="22"/>
+          <w:szCs w:val="22"/>
+        </w:rPr>
+        <w:t xml:space="preserve">1.  To graph n &gt; 5, you shade numbers…</w:t>
+      </w:r>
+    </w:p>
+    <w:p>
+      <w:pPr>
+        <w:spacing w:after="40" w:before="0"/>
+      </w:pPr>
+      <w:r>
+        <w:rPr>
+          <w:color w:val="5E6E7E"/>
+          <w:sz w:val="20"/>
+          <w:szCs w:val="20"/>
+        </w:rPr>
+        <w:t xml:space="preserve">     choices: to the right of 5   /   to the left of 5</w:t>
       </w:r>
     </w:p>
     <w:p>
@@ -257,30 +283,7 @@
           <w:sz w:val="22"/>
           <w:szCs w:val="22"/>
         </w:rPr>
-        <w:t xml:space="preserve">2.  What is the range of 3, 5, 7? (Largest − smallest.)</w:t>
-      </w:r>
-    </w:p>
-    <w:p>
-      <w:pPr>
-        <w:spacing w:after="80" w:before="0"/>
-      </w:pPr>
-      <w:r>
-        <w:rPr>
-          <w:color w:val="BBBBBB"/>
-        </w:rPr>
-        <w:t xml:space="preserve">____________________________________________________</w:t>
-      </w:r>
-    </w:p>
-    <w:p>
-      <w:pPr>
-        <w:spacing w:after="40" w:before="0"/>
-      </w:pPr>
-      <w:r>
-        <w:rPr>
-          <w:sz w:val="22"/>
-          <w:szCs w:val="22"/>
-        </w:rPr>
-        <w:t xml:space="preserve">3.  On a number line, a box plot spans from 2 to 10. Which point is inside the box plot?</w:t>
+        <w:t xml:space="preserve">2.  To graph n &lt; 2, you shade numbers…</w:t>
       </w:r>
     </w:p>
     <w:p>
@@ -293,7 +296,7 @@
           <w:sz w:val="20"/>
           <w:szCs w:val="20"/>
         </w:rPr>
-        <w:t xml:space="preserve">     choices: 1   /   7   /   12</w:t>
+        <w:t xml:space="preserve">     choices: to the right of 2   /   to the left of 2</w:t>
       </w:r>
     </w:p>
     <w:p>
@@ -333,19 +336,32 @@
           <w:sz w:val="20"/>
           <w:szCs w:val="20"/>
         </w:rPr>
-        <w:t xml:space="preserve">Pull all the pieces from one data set.</w:t>
-      </w:r>
-    </w:p>
-    <w:p>
-      <w:pPr>
-        <w:spacing w:after="40" w:before="0"/>
-      </w:pPr>
-      <w:r>
-        <w:rPr>
-          <w:sz w:val="22"/>
-          <w:szCs w:val="22"/>
-        </w:rPr>
-        <w:t xml:space="preserve">1.  Data: 4, 8, 2, 6, 10. After ordering, what is the median (middle of 5)?</w:t>
+        <w:t xml:space="preserve">Is the number part of the graph?</w:t>
+      </w:r>
+    </w:p>
+    <w:p>
+      <w:pPr>
+        <w:spacing w:after="40" w:before="0"/>
+      </w:pPr>
+      <w:r>
+        <w:rPr>
+          <w:sz w:val="22"/>
+          <w:szCs w:val="22"/>
+        </w:rPr>
+        <w:t xml:space="preserve">1.  Is 6 part of the graph of n &gt; 4?</w:t>
+      </w:r>
+    </w:p>
+    <w:p>
+      <w:pPr>
+        <w:spacing w:after="40" w:before="0"/>
+      </w:pPr>
+      <w:r>
+        <w:rPr>
+          <w:color w:val="5E6E7E"/>
+          <w:sz w:val="20"/>
+          <w:szCs w:val="20"/>
+        </w:rPr>
+        <w:t xml:space="preserve">     choices: Yes — 6 is greater than 4   /   No</w:t>
       </w:r>
     </w:p>
     <w:p>
@@ -368,7 +384,20 @@
           <w:sz w:val="22"/>
           <w:szCs w:val="22"/>
         </w:rPr>
-        <w:t xml:space="preserve">2.  For 2, 4, 6, 8, 10, what is the range (largest − smallest)?</w:t>
+        <w:t xml:space="preserve">2.  Is 4 part of the graph of n &lt; 4?</w:t>
+      </w:r>
+    </w:p>
+    <w:p>
+      <w:pPr>
+        <w:spacing w:after="40" w:before="0"/>
+      </w:pPr>
+      <w:r>
+        <w:rPr>
+          <w:color w:val="5E6E7E"/>
+          <w:sz w:val="20"/>
+          <w:szCs w:val="20"/>
+        </w:rPr>
+        <w:t xml:space="preserve">     choices: Yes   /   No — 4 is not less than 4</w:t>
       </w:r>
     </w:p>
     <w:p>
@@ -406,7 +435,20 @@
           <w:sz w:val="22"/>
           <w:szCs w:val="22"/>
         </w:rPr>
-        <w:t xml:space="preserve">1.  What is the range of 5, 9, 2, 6? (Largest − smallest.)</w:t>
+        <w:t xml:space="preserve">1.  To graph n &gt; 2, shade numbers…</w:t>
+      </w:r>
+    </w:p>
+    <w:p>
+      <w:pPr>
+        <w:spacing w:after="40" w:before="0"/>
+      </w:pPr>
+      <w:r>
+        <w:rPr>
+          <w:color w:val="5E6E7E"/>
+          <w:sz w:val="20"/>
+          <w:szCs w:val="20"/>
+        </w:rPr>
+        <w:t xml:space="preserve">     choices: to the right of 2   /   to the left of 2</w:t>
       </w:r>
     </w:p>
     <w:p>
@@ -429,7 +471,20 @@
           <w:sz w:val="22"/>
           <w:szCs w:val="22"/>
         </w:rPr>
-        <w:t xml:space="preserve">2.  Find the median of 8, 4, 6 (order, then middle).</w:t>
+        <w:t xml:space="preserve">2.  Is 1 part of the graph of n &lt; 3?</w:t>
+      </w:r>
+    </w:p>
+    <w:p>
+      <w:pPr>
+        <w:spacing w:after="40" w:before="0"/>
+      </w:pPr>
+      <w:r>
+        <w:rPr>
+          <w:color w:val="5E6E7E"/>
+          <w:sz w:val="20"/>
+          <w:szCs w:val="20"/>
+        </w:rPr>
+        <w:t xml:space="preserve">     choices: Yes — 1 is less than 3   /   No</w:t>
       </w:r>
     </w:p>
     <w:p>
@@ -455,7 +510,7 @@
           <w:sz w:val="20"/>
           <w:szCs w:val="20"/>
         </w:rPr>
-        <w:t xml:space="preserve">When you've finished, open Lesson 8-5 and dive in!</w:t>
+        <w:t xml:space="preserve">When you've finished, open Lesson 7-5 and dive in!</w:t>
       </w:r>
     </w:p>
     <w:p>
@@ -502,7 +557,7 @@
           <w:sz w:val="20"/>
           <w:szCs w:val="20"/>
         </w:rPr>
-        <w:t xml:space="preserve">1. 1</w:t>
+        <w:t xml:space="preserve">1. 4</w:t>
       </w:r>
     </w:p>
     <w:p>
@@ -514,7 +569,7 @@
           <w:sz w:val="20"/>
           <w:szCs w:val="20"/>
         </w:rPr>
-        <w:t xml:space="preserve">2. 5</w:t>
+        <w:t xml:space="preserve">2. 2</w:t>
       </w:r>
     </w:p>
     <w:p>
@@ -526,7 +581,7 @@
           <w:sz w:val="20"/>
           <w:szCs w:val="20"/>
         </w:rPr>
-        <w:t xml:space="preserve">3. 4</w:t>
+        <w:t xml:space="preserve">3. 6</w:t>
       </w:r>
     </w:p>
     <w:p>
@@ -553,7 +608,7 @@
           <w:sz w:val="20"/>
           <w:szCs w:val="20"/>
         </w:rPr>
-        <w:t xml:space="preserve">1. 5</w:t>
+        <w:t xml:space="preserve">1. to the right of 5</w:t>
       </w:r>
     </w:p>
     <w:p>
@@ -565,7 +620,22 @@
           <w:sz w:val="20"/>
           <w:szCs w:val="20"/>
         </w:rPr>
-        <w:t xml:space="preserve">2. 4</w:t>
+        <w:t xml:space="preserve">2. to the left of 2</w:t>
+      </w:r>
+    </w:p>
+    <w:p>
+      <w:pPr>
+        <w:spacing w:after="40" w:before="100"/>
+      </w:pPr>
+      <w:r>
+        <w:rPr>
+          <w:b/>
+          <w:bCs/>
+          <w:color w:val="1A6FB5"/>
+          <w:sz w:val="22"/>
+          <w:szCs w:val="22"/>
+        </w:rPr>
+        <w:t xml:space="preserve">Level 2 · Stretch</w:t>
       </w:r>
     </w:p>
     <w:p>
@@ -577,7 +647,19 @@
           <w:sz w:val="20"/>
           <w:szCs w:val="20"/>
         </w:rPr>
-        <w:t xml:space="preserve">3. 7</w:t>
+        <w:t xml:space="preserve">1. Yes — 6 is greater than 4</w:t>
+      </w:r>
+    </w:p>
+    <w:p>
+      <w:pPr>
+        <w:spacing w:after="30" w:before="0"/>
+      </w:pPr>
+      <w:r>
+        <w:rPr>
+          <w:sz w:val="20"/>
+          <w:szCs w:val="20"/>
+        </w:rPr>
+        <w:t xml:space="preserve">2. No — 4 is not less than 4</w:t>
       </w:r>
     </w:p>
     <w:p>
@@ -588,11 +670,11 @@
         <w:rPr>
           <w:b/>
           <w:bCs/>
-          <w:color w:val="1A6FB5"/>
-          <w:sz w:val="22"/>
-          <w:szCs w:val="22"/>
-        </w:rPr>
-        <w:t xml:space="preserve">Level 2 · Stretch</w:t>
+          <w:color w:val="C45A3C"/>
+          <w:sz w:val="22"/>
+          <w:szCs w:val="22"/>
+        </w:rPr>
+        <w:t xml:space="preserve">Exit Ticket</w:t>
       </w:r>
     </w:p>
     <w:p>
@@ -604,7 +686,7 @@
           <w:sz w:val="20"/>
           <w:szCs w:val="20"/>
         </w:rPr>
-        <w:t xml:space="preserve">1. 6</w:t>
+        <w:t xml:space="preserve">1. to the right of 2</w:t>
       </w:r>
     </w:p>
     <w:p>
@@ -616,46 +698,7 @@
           <w:sz w:val="20"/>
           <w:szCs w:val="20"/>
         </w:rPr>
-        <w:t xml:space="preserve">2. 8</w:t>
-      </w:r>
-    </w:p>
-    <w:p>
-      <w:pPr>
-        <w:spacing w:after="40" w:before="100"/>
-      </w:pPr>
-      <w:r>
-        <w:rPr>
-          <w:b/>
-          <w:bCs/>
-          <w:color w:val="C45A3C"/>
-          <w:sz w:val="22"/>
-          <w:szCs w:val="22"/>
-        </w:rPr>
-        <w:t xml:space="preserve">Exit Ticket</w:t>
-      </w:r>
-    </w:p>
-    <w:p>
-      <w:pPr>
-        <w:spacing w:after="30" w:before="0"/>
-      </w:pPr>
-      <w:r>
-        <w:rPr>
-          <w:sz w:val="20"/>
-          <w:szCs w:val="20"/>
-        </w:rPr>
-        <w:t xml:space="preserve">1. 7</w:t>
-      </w:r>
-    </w:p>
-    <w:p>
-      <w:pPr>
-        <w:spacing w:after="30" w:before="0"/>
-      </w:pPr>
-      <w:r>
-        <w:rPr>
-          <w:sz w:val="20"/>
-          <w:szCs w:val="20"/>
-        </w:rPr>
-        <w:t xml:space="preserve">2. 6</w:t>
+        <w:t xml:space="preserve">2. Yes — 1 is less than 3</w:t>
       </w:r>
     </w:p>
     <w:sectPr>
